--- a/book/finalproject/CPX_Assignment_Stage3.docx
+++ b/book/finalproject/CPX_Assignment_Stage3.docx
@@ -2046,7 +2046,7 @@
           <w:rPr>
             <w:rStyle w:val="Hyperlink"/>
           </w:rPr>
-          <w:t>https://github.com/GeorgeYork/ece485_final_cadet_stage3</w:t>
+          <w:t>https://github.com/GeorgeYork/ece485_cadet_cpx_stage3</w:t>
         </w:r>
       </w:hyperlink>
     </w:p>
@@ -2259,7 +2259,27 @@
                 <w:szCs w:val="21"/>
                 <w:shd w:val="clear" w:color="auto" w:fill="FFFFFF"/>
               </w:rPr>
-              <w:t>updates new program counter [do not change]</w:t>
+              <w:t>updates new program counter [</w:t>
+            </w:r>
+            <w:r>
+              <w:rPr>
+                <w:rFonts w:ascii="Helvetica" w:eastAsia="Times New Roman" w:hAnsi="Helvetica" w:cs="Helvetica"/>
+                <w:color w:val="EE0000"/>
+                <w:sz w:val="21"/>
+                <w:szCs w:val="21"/>
+                <w:shd w:val="clear" w:color="auto" w:fill="FFFFFF"/>
+              </w:rPr>
+              <w:t>do not change</w:t>
+            </w:r>
+            <w:r>
+              <w:rPr>
+                <w:rFonts w:ascii="Helvetica" w:eastAsia="Times New Roman" w:hAnsi="Helvetica" w:cs="Helvetica"/>
+                <w:color w:val="333333"/>
+                <w:sz w:val="21"/>
+                <w:szCs w:val="21"/>
+                <w:shd w:val="clear" w:color="auto" w:fill="FFFFFF"/>
+              </w:rPr>
+              <w:t>]</w:t>
             </w:r>
           </w:p>
         </w:tc>
@@ -2573,7 +2593,27 @@
                 <w:szCs w:val="21"/>
                 <w:shd w:val="clear" w:color="auto" w:fill="FFFFFF"/>
               </w:rPr>
-              <w:t xml:space="preserve"> [do not change]</w:t>
+              <w:t xml:space="preserve"> [</w:t>
+            </w:r>
+            <w:r>
+              <w:rPr>
+                <w:rFonts w:ascii="Helvetica" w:eastAsia="Times New Roman" w:hAnsi="Helvetica" w:cs="Helvetica"/>
+                <w:color w:val="EE0000"/>
+                <w:sz w:val="21"/>
+                <w:szCs w:val="21"/>
+                <w:shd w:val="clear" w:color="auto" w:fill="FFFFFF"/>
+              </w:rPr>
+              <w:t>do not change</w:t>
+            </w:r>
+            <w:r>
+              <w:rPr>
+                <w:rFonts w:ascii="Helvetica" w:eastAsia="Times New Roman" w:hAnsi="Helvetica" w:cs="Helvetica"/>
+                <w:color w:val="333333"/>
+                <w:sz w:val="21"/>
+                <w:szCs w:val="21"/>
+                <w:shd w:val="clear" w:color="auto" w:fill="FFFFFF"/>
+              </w:rPr>
+              <w:t>]</w:t>
             </w:r>
           </w:p>
         </w:tc>
@@ -2863,7 +2903,27 @@
                 <w:szCs w:val="21"/>
                 <w:shd w:val="clear" w:color="auto" w:fill="FFFFFF"/>
               </w:rPr>
-              <w:t>[do not change]</w:t>
+              <w:t>[</w:t>
+            </w:r>
+            <w:r>
+              <w:rPr>
+                <w:rFonts w:ascii="Helvetica" w:eastAsia="Times New Roman" w:hAnsi="Helvetica" w:cs="Helvetica"/>
+                <w:color w:val="EE0000"/>
+                <w:sz w:val="21"/>
+                <w:szCs w:val="21"/>
+                <w:shd w:val="clear" w:color="auto" w:fill="FFFFFF"/>
+              </w:rPr>
+              <w:t>do not change</w:t>
+            </w:r>
+            <w:r>
+              <w:rPr>
+                <w:rFonts w:ascii="Helvetica" w:eastAsia="Times New Roman" w:hAnsi="Helvetica" w:cs="Helvetica"/>
+                <w:color w:val="333333"/>
+                <w:sz w:val="21"/>
+                <w:szCs w:val="21"/>
+                <w:shd w:val="clear" w:color="auto" w:fill="FFFFFF"/>
+              </w:rPr>
+              <w:t>]</w:t>
             </w:r>
           </w:p>
         </w:tc>
@@ -2961,7 +3021,27 @@
                 <w:szCs w:val="21"/>
                 <w:shd w:val="clear" w:color="auto" w:fill="FFFFFF"/>
               </w:rPr>
-              <w:t xml:space="preserve"> [do not change]</w:t>
+              <w:t xml:space="preserve"> [</w:t>
+            </w:r>
+            <w:r>
+              <w:rPr>
+                <w:rFonts w:ascii="Helvetica" w:eastAsia="Times New Roman" w:hAnsi="Helvetica" w:cs="Helvetica"/>
+                <w:color w:val="EE0000"/>
+                <w:sz w:val="21"/>
+                <w:szCs w:val="21"/>
+                <w:shd w:val="clear" w:color="auto" w:fill="FFFFFF"/>
+              </w:rPr>
+              <w:t>do not change</w:t>
+            </w:r>
+            <w:r>
+              <w:rPr>
+                <w:rFonts w:ascii="Helvetica" w:eastAsia="Times New Roman" w:hAnsi="Helvetica" w:cs="Helvetica"/>
+                <w:color w:val="333333"/>
+                <w:sz w:val="21"/>
+                <w:szCs w:val="21"/>
+                <w:shd w:val="clear" w:color="auto" w:fill="FFFFFF"/>
+              </w:rPr>
+              <w:t>]</w:t>
             </w:r>
           </w:p>
         </w:tc>
@@ -3219,7 +3299,27 @@
                 <w:szCs w:val="21"/>
                 <w:shd w:val="clear" w:color="auto" w:fill="FFFFFF"/>
               </w:rPr>
-              <w:t xml:space="preserve"> [do not change]</w:t>
+              <w:t xml:space="preserve"> [</w:t>
+            </w:r>
+            <w:r>
+              <w:rPr>
+                <w:rFonts w:ascii="Helvetica" w:eastAsia="Times New Roman" w:hAnsi="Helvetica" w:cs="Helvetica"/>
+                <w:color w:val="EE0000"/>
+                <w:sz w:val="21"/>
+                <w:szCs w:val="21"/>
+                <w:shd w:val="clear" w:color="auto" w:fill="FFFFFF"/>
+              </w:rPr>
+              <w:t>do not change</w:t>
+            </w:r>
+            <w:r>
+              <w:rPr>
+                <w:rFonts w:ascii="Helvetica" w:eastAsia="Times New Roman" w:hAnsi="Helvetica" w:cs="Helvetica"/>
+                <w:color w:val="333333"/>
+                <w:sz w:val="21"/>
+                <w:szCs w:val="21"/>
+                <w:shd w:val="clear" w:color="auto" w:fill="FFFFFF"/>
+              </w:rPr>
+              <w:t>]</w:t>
             </w:r>
           </w:p>
         </w:tc>
@@ -3308,7 +3408,27 @@
                 <w:szCs w:val="21"/>
                 <w:shd w:val="clear" w:color="auto" w:fill="FFFFFF"/>
               </w:rPr>
-              <w:t xml:space="preserve"> to test overall architecture [do not need to change]</w:t>
+              <w:t xml:space="preserve"> to test overall architecture [</w:t>
+            </w:r>
+            <w:r>
+              <w:rPr>
+                <w:rFonts w:ascii="Helvetica" w:eastAsia="Times New Roman" w:hAnsi="Helvetica" w:cs="Helvetica"/>
+                <w:color w:val="EE0000"/>
+                <w:sz w:val="21"/>
+                <w:szCs w:val="21"/>
+                <w:shd w:val="clear" w:color="auto" w:fill="FFFFFF"/>
+              </w:rPr>
+              <w:t>do not need to change</w:t>
+            </w:r>
+            <w:r>
+              <w:rPr>
+                <w:rFonts w:ascii="Helvetica" w:eastAsia="Times New Roman" w:hAnsi="Helvetica" w:cs="Helvetica"/>
+                <w:color w:val="333333"/>
+                <w:sz w:val="21"/>
+                <w:szCs w:val="21"/>
+                <w:shd w:val="clear" w:color="auto" w:fill="FFFFFF"/>
+              </w:rPr>
+              <w:t>]</w:t>
             </w:r>
           </w:p>
         </w:tc>
@@ -3587,11 +3707,25 @@
           <w:szCs w:val="21"/>
           <w:shd w:val="clear" w:color="auto" w:fill="FFFFFF"/>
         </w:rPr>
-        <w:t xml:space="preserve"> the project ece485_final</w:t>
-      </w:r>
-      <w:r>
-        <w:rPr>
-          <w:rFonts w:ascii="Helvetica" w:eastAsia="Times New Roman" w:hAnsi="Helvetica" w:cs="Helvetica"/>
+        <w:t xml:space="preserve"> the project </w:t>
+      </w:r>
+      <w:r>
+        <w:rPr>
+          <w:rFonts w:ascii="Helvetica" w:eastAsia="Times New Roman" w:hAnsi="Helvetica" w:cs="Helvetica"/>
+          <w:b/>
+          <w:bCs/>
+          <w:color w:val="333333"/>
+          <w:sz w:val="21"/>
+          <w:szCs w:val="21"/>
+          <w:shd w:val="clear" w:color="auto" w:fill="FFFFFF"/>
+        </w:rPr>
+        <w:t>ece485</w:t>
+      </w:r>
+      <w:r>
+        <w:rPr>
+          <w:rFonts w:ascii="Helvetica" w:eastAsia="Times New Roman" w:hAnsi="Helvetica" w:cs="Helvetica"/>
+          <w:b/>
+          <w:bCs/>
           <w:color w:val="333333"/>
           <w:sz w:val="21"/>
           <w:szCs w:val="21"/>
@@ -3602,6 +3736,20 @@
       <w:r>
         <w:rPr>
           <w:rFonts w:ascii="Helvetica" w:eastAsia="Times New Roman" w:hAnsi="Helvetica" w:cs="Helvetica"/>
+          <w:b/>
+          <w:bCs/>
+          <w:color w:val="333333"/>
+          <w:sz w:val="21"/>
+          <w:szCs w:val="21"/>
+          <w:shd w:val="clear" w:color="auto" w:fill="FFFFFF"/>
+        </w:rPr>
+        <w:t>_cpx</w:t>
+      </w:r>
+      <w:r>
+        <w:rPr>
+          <w:rFonts w:ascii="Helvetica" w:eastAsia="Times New Roman" w:hAnsi="Helvetica" w:cs="Helvetica"/>
+          <w:b/>
+          <w:bCs/>
           <w:color w:val="333333"/>
           <w:sz w:val="21"/>
           <w:szCs w:val="21"/>
@@ -3612,6 +3760,8 @@
       <w:r>
         <w:rPr>
           <w:rFonts w:ascii="Helvetica" w:eastAsia="Times New Roman" w:hAnsi="Helvetica" w:cs="Helvetica"/>
+          <w:b/>
+          <w:bCs/>
           <w:color w:val="333333"/>
           <w:sz w:val="21"/>
           <w:szCs w:val="21"/>
@@ -3622,6 +3772,8 @@
       <w:r>
         <w:rPr>
           <w:rFonts w:ascii="Helvetica" w:eastAsia="Times New Roman" w:hAnsi="Helvetica" w:cs="Helvetica"/>
+          <w:b/>
+          <w:bCs/>
           <w:color w:val="333333"/>
           <w:sz w:val="21"/>
           <w:szCs w:val="21"/>
@@ -5419,31 +5571,32 @@
           <w:p>
             <w:pPr>
               <w:rPr>
+                <w:rFonts w:ascii="Helvetica" w:eastAsia="Times New Roman" w:hAnsi="Helvetica" w:cs="Helvetica"/>
+                <w:color w:val="333333"/>
+                <w:sz w:val="21"/>
+                <w:szCs w:val="21"/>
+                <w:highlight w:val="yellow"/>
+                <w:shd w:val="clear" w:color="auto" w:fill="FFFFFF"/>
+              </w:rPr>
+            </w:pPr>
+            <w:r>
+              <w:rPr>
+                <w:rFonts w:ascii="Helvetica" w:eastAsia="Times New Roman" w:hAnsi="Helvetica" w:cs="Helvetica"/>
+                <w:color w:val="333333"/>
+                <w:sz w:val="21"/>
+                <w:szCs w:val="21"/>
+                <w:shd w:val="clear" w:color="auto" w:fill="FFFFFF"/>
+              </w:rPr>
+              <w:t xml:space="preserve">    Opcode= “</w:t>
+            </w:r>
+            <w:r>
+              <w:rPr>
                 <w:rFonts w:ascii="Helvetica" w:hAnsi="Helvetica" w:cs="Helvetica"/>
                 <w:color w:val="333333"/>
                 <w:sz w:val="21"/>
                 <w:szCs w:val="21"/>
                 <w:shd w:val="clear" w:color="auto" w:fill="FFFFFF"/>
               </w:rPr>
-            </w:pPr>
-            <w:r>
-              <w:rPr>
-                <w:rFonts w:ascii="Helvetica" w:eastAsia="Times New Roman" w:hAnsi="Helvetica" w:cs="Helvetica"/>
-                <w:color w:val="333333"/>
-                <w:sz w:val="21"/>
-                <w:szCs w:val="21"/>
-                <w:shd w:val="clear" w:color="auto" w:fill="FFFFFF"/>
-              </w:rPr>
-              <w:t xml:space="preserve">    Opcode= “</w:t>
-            </w:r>
-            <w:r>
-              <w:rPr>
-                <w:rFonts w:ascii="Helvetica" w:hAnsi="Helvetica" w:cs="Helvetica"/>
-                <w:color w:val="333333"/>
-                <w:sz w:val="21"/>
-                <w:szCs w:val="21"/>
-                <w:shd w:val="clear" w:color="auto" w:fill="FFFFFF"/>
-              </w:rPr>
               <w:t>0000011</w:t>
             </w:r>
             <w:r>
@@ -5456,18 +5609,6 @@
               </w:rPr>
               <w:t>”</w:t>
             </w:r>
-          </w:p>
-          <w:p>
-            <w:pPr>
-              <w:rPr>
-                <w:rFonts w:ascii="Helvetica" w:eastAsia="Times New Roman" w:hAnsi="Helvetica" w:cs="Helvetica"/>
-                <w:color w:val="333333"/>
-                <w:sz w:val="21"/>
-                <w:szCs w:val="21"/>
-                <w:highlight w:val="yellow"/>
-                <w:shd w:val="clear" w:color="auto" w:fill="FFFFFF"/>
-              </w:rPr>
-            </w:pPr>
           </w:p>
         </w:tc>
       </w:tr>
@@ -6049,21 +6190,11 @@
                 <w:shd w:val="clear" w:color="auto" w:fill="FFFFFF"/>
               </w:rPr>
             </w:pPr>
-            <w:r>
-              <w:rPr>
-                <w:rFonts w:ascii="Helvetica" w:eastAsia="Times New Roman" w:hAnsi="Helvetica" w:cs="Helvetica"/>
-                <w:color w:val="333333"/>
-                <w:sz w:val="21"/>
-                <w:szCs w:val="21"/>
-                <w:shd w:val="clear" w:color="auto" w:fill="FFFFFF"/>
-              </w:rPr>
-              <w:t xml:space="preserve">     funct3= “001”</w:t>
-            </w:r>
           </w:p>
           <w:p>
             <w:pPr>
               <w:rPr>
-                <w:rFonts w:ascii="Helvetica" w:hAnsi="Helvetica" w:cs="Helvetica"/>
+                <w:rFonts w:ascii="Helvetica" w:eastAsia="Times New Roman" w:hAnsi="Helvetica" w:cs="Helvetica"/>
                 <w:color w:val="333333"/>
                 <w:sz w:val="21"/>
                 <w:szCs w:val="21"/>
@@ -6078,37 +6209,7 @@
                 <w:szCs w:val="21"/>
                 <w:shd w:val="clear" w:color="auto" w:fill="FFFFFF"/>
               </w:rPr>
-              <w:t xml:space="preserve">    Opcode= “</w:t>
-            </w:r>
-            <w:r>
-              <w:rPr>
-                <w:rFonts w:ascii="Helvetica" w:hAnsi="Helvetica" w:cs="Helvetica"/>
-                <w:color w:val="333333"/>
-                <w:sz w:val="21"/>
-                <w:szCs w:val="21"/>
-                <w:shd w:val="clear" w:color="auto" w:fill="FFFFFF"/>
-              </w:rPr>
-              <w:t>1100011</w:t>
-            </w:r>
-            <w:r>
-              <w:rPr>
-                <w:rFonts w:ascii="Helvetica" w:eastAsia="Times New Roman" w:hAnsi="Helvetica" w:cs="Helvetica"/>
-                <w:color w:val="333333"/>
-                <w:sz w:val="21"/>
-                <w:szCs w:val="21"/>
-                <w:shd w:val="clear" w:color="auto" w:fill="FFFFFF"/>
-              </w:rPr>
-              <w:t>”</w:t>
-            </w:r>
-            <w:r>
-              <w:rPr>
-                <w:rFonts w:ascii="Helvetica" w:hAnsi="Helvetica" w:cs="Helvetica"/>
-                <w:color w:val="333333"/>
-                <w:sz w:val="21"/>
-                <w:szCs w:val="21"/>
-                <w:shd w:val="clear" w:color="auto" w:fill="FFFFFF"/>
-              </w:rPr>
-              <w:t>.</w:t>
+              <w:t xml:space="preserve">     funct3= “001”</w:t>
             </w:r>
           </w:p>
           <w:p>
@@ -6121,7 +6222,16 @@
                 <w:shd w:val="clear" w:color="auto" w:fill="FFFFFF"/>
               </w:rPr>
             </w:pPr>
-            <w:proofErr w:type="gramStart"/>
+            <w:r>
+              <w:rPr>
+                <w:rFonts w:ascii="Helvetica" w:eastAsia="Times New Roman" w:hAnsi="Helvetica" w:cs="Helvetica"/>
+                <w:color w:val="333333"/>
+                <w:sz w:val="21"/>
+                <w:szCs w:val="21"/>
+                <w:shd w:val="clear" w:color="auto" w:fill="FFFFFF"/>
+              </w:rPr>
+              <w:t xml:space="preserve">    Opcode= “</w:t>
+            </w:r>
             <w:r>
               <w:rPr>
                 <w:rFonts w:ascii="Helvetica" w:hAnsi="Helvetica" w:cs="Helvetica"/>
@@ -6130,9 +6240,18 @@
                 <w:szCs w:val="21"/>
                 <w:shd w:val="clear" w:color="auto" w:fill="FFFFFF"/>
               </w:rPr>
-              <w:t>So</w:t>
-            </w:r>
-            <w:proofErr w:type="gramEnd"/>
+              <w:t>1100011</w:t>
+            </w:r>
+            <w:r>
+              <w:rPr>
+                <w:rFonts w:ascii="Helvetica" w:eastAsia="Times New Roman" w:hAnsi="Helvetica" w:cs="Helvetica"/>
+                <w:color w:val="333333"/>
+                <w:sz w:val="21"/>
+                <w:szCs w:val="21"/>
+                <w:shd w:val="clear" w:color="auto" w:fill="FFFFFF"/>
+              </w:rPr>
+              <w:t>”</w:t>
+            </w:r>
             <w:r>
               <w:rPr>
                 <w:rFonts w:ascii="Helvetica" w:hAnsi="Helvetica" w:cs="Helvetica"/>
@@ -6141,119 +6260,160 @@
                 <w:szCs w:val="21"/>
                 <w:shd w:val="clear" w:color="auto" w:fill="FFFFFF"/>
               </w:rPr>
-              <w:t xml:space="preserve"> the final PC = PC + 4 + (sign </w:t>
-            </w:r>
-            <w:proofErr w:type="gramStart"/>
-            <w:r>
-              <w:rPr>
-                <w:rFonts w:ascii="Helvetica" w:hAnsi="Helvetica" w:cs="Helvetica"/>
-                <w:color w:val="333333"/>
-                <w:sz w:val="21"/>
-                <w:szCs w:val="21"/>
-                <w:shd w:val="clear" w:color="auto" w:fill="FFFFFF"/>
-              </w:rPr>
-              <w:t>extend)(</w:t>
-            </w:r>
-            <w:proofErr w:type="spellStart"/>
-            <w:r>
-              <w:rPr>
-                <w:rFonts w:ascii="Helvetica" w:hAnsi="Helvetica" w:cs="Helvetica"/>
-                <w:color w:val="333333"/>
-                <w:sz w:val="21"/>
-                <w:szCs w:val="21"/>
-                <w:shd w:val="clear" w:color="auto" w:fill="FFFFFF"/>
-              </w:rPr>
-              <w:t>imm</w:t>
-            </w:r>
-            <w:proofErr w:type="spellEnd"/>
-            <w:r>
-              <w:rPr>
-                <w:rFonts w:ascii="Helvetica" w:hAnsi="Helvetica" w:cs="Helvetica"/>
-                <w:color w:val="333333"/>
-                <w:sz w:val="21"/>
-                <w:szCs w:val="21"/>
-                <w:shd w:val="clear" w:color="auto" w:fill="FFFFFF"/>
-              </w:rPr>
-              <w:t>[</w:t>
-            </w:r>
-            <w:proofErr w:type="gramEnd"/>
-            <w:r>
-              <w:rPr>
-                <w:rFonts w:ascii="Helvetica" w:hAnsi="Helvetica" w:cs="Helvetica"/>
-                <w:color w:val="333333"/>
-                <w:sz w:val="21"/>
-                <w:szCs w:val="21"/>
-                <w:shd w:val="clear" w:color="auto" w:fill="FFFFFF"/>
-              </w:rPr>
-              <w:t>11:0])</w:t>
+              <w:t>.</w:t>
             </w:r>
           </w:p>
           <w:p>
             <w:pPr>
               <w:rPr>
-                <w:rFonts w:ascii="Helvetica" w:hAnsi="Helvetica" w:cs="Helvetica"/>
+                <w:rFonts w:ascii="Helvetica" w:eastAsia="Times New Roman" w:hAnsi="Helvetica" w:cs="Helvetica"/>
                 <w:color w:val="333333"/>
                 <w:sz w:val="21"/>
                 <w:szCs w:val="21"/>
                 <w:shd w:val="clear" w:color="auto" w:fill="FFFFFF"/>
               </w:rPr>
             </w:pPr>
-            <w:r>
-              <w:rPr>
-                <w:rFonts w:ascii="Helvetica" w:hAnsi="Helvetica" w:cs="Helvetica"/>
-                <w:color w:val="333333"/>
-                <w:sz w:val="21"/>
-                <w:szCs w:val="21"/>
-                <w:shd w:val="clear" w:color="auto" w:fill="FFFFFF"/>
-              </w:rPr>
-              <w:t xml:space="preserve">Note: for our implementation, </w:t>
-            </w:r>
-            <w:proofErr w:type="spellStart"/>
-            <w:proofErr w:type="gramStart"/>
-            <w:r>
-              <w:rPr>
-                <w:rFonts w:ascii="Helvetica" w:hAnsi="Helvetica" w:cs="Helvetica"/>
-                <w:color w:val="333333"/>
-                <w:sz w:val="21"/>
-                <w:szCs w:val="21"/>
-                <w:shd w:val="clear" w:color="auto" w:fill="FFFFFF"/>
-              </w:rPr>
-              <w:t>imm</w:t>
-            </w:r>
-            <w:proofErr w:type="spellEnd"/>
-            <w:r>
-              <w:rPr>
-                <w:rFonts w:ascii="Helvetica" w:hAnsi="Helvetica" w:cs="Helvetica"/>
-                <w:color w:val="333333"/>
-                <w:sz w:val="21"/>
-                <w:szCs w:val="21"/>
-                <w:shd w:val="clear" w:color="auto" w:fill="FFFFFF"/>
-              </w:rPr>
-              <w:t>[</w:t>
-            </w:r>
-            <w:proofErr w:type="gramEnd"/>
-            <w:r>
-              <w:rPr>
-                <w:rFonts w:ascii="Helvetica" w:hAnsi="Helvetica" w:cs="Helvetica"/>
-                <w:color w:val="333333"/>
-                <w:sz w:val="21"/>
-                <w:szCs w:val="21"/>
-                <w:shd w:val="clear" w:color="auto" w:fill="FFFFFF"/>
-              </w:rPr>
-              <w:t>11:0] points to a byte [not word or 16-bit]</w:t>
-            </w:r>
           </w:p>
           <w:p>
             <w:pPr>
               <w:rPr>
-                <w:rFonts w:ascii="Helvetica" w:eastAsia="Times New Roman" w:hAnsi="Helvetica" w:cs="Helvetica"/>
-                <w:color w:val="333333"/>
-                <w:sz w:val="21"/>
-                <w:szCs w:val="21"/>
-                <w:highlight w:val="yellow"/>
+                <w:rFonts w:ascii="Helvetica" w:hAnsi="Helvetica" w:cs="Helvetica"/>
+                <w:color w:val="333333"/>
+                <w:sz w:val="21"/>
+                <w:szCs w:val="21"/>
                 <w:shd w:val="clear" w:color="auto" w:fill="FFFFFF"/>
               </w:rPr>
             </w:pPr>
+            <w:proofErr w:type="gramStart"/>
+            <w:r>
+              <w:rPr>
+                <w:rFonts w:ascii="Helvetica" w:hAnsi="Helvetica" w:cs="Helvetica"/>
+                <w:color w:val="333333"/>
+                <w:sz w:val="21"/>
+                <w:szCs w:val="21"/>
+                <w:shd w:val="clear" w:color="auto" w:fill="FFFFFF"/>
+              </w:rPr>
+              <w:t>So</w:t>
+            </w:r>
+            <w:proofErr w:type="gramEnd"/>
+            <w:r>
+              <w:rPr>
+                <w:rFonts w:ascii="Helvetica" w:hAnsi="Helvetica" w:cs="Helvetica"/>
+                <w:color w:val="333333"/>
+                <w:sz w:val="21"/>
+                <w:szCs w:val="21"/>
+                <w:shd w:val="clear" w:color="auto" w:fill="FFFFFF"/>
+              </w:rPr>
+              <w:t xml:space="preserve"> the final PC = PC + 4 + (sign </w:t>
+            </w:r>
+            <w:proofErr w:type="gramStart"/>
+            <w:r>
+              <w:rPr>
+                <w:rFonts w:ascii="Helvetica" w:hAnsi="Helvetica" w:cs="Helvetica"/>
+                <w:color w:val="333333"/>
+                <w:sz w:val="21"/>
+                <w:szCs w:val="21"/>
+                <w:shd w:val="clear" w:color="auto" w:fill="FFFFFF"/>
+              </w:rPr>
+              <w:t>extend)(</w:t>
+            </w:r>
+            <w:proofErr w:type="spellStart"/>
+            <w:r>
+              <w:rPr>
+                <w:rFonts w:ascii="Helvetica" w:hAnsi="Helvetica" w:cs="Helvetica"/>
+                <w:color w:val="333333"/>
+                <w:sz w:val="21"/>
+                <w:szCs w:val="21"/>
+                <w:shd w:val="clear" w:color="auto" w:fill="FFFFFF"/>
+              </w:rPr>
+              <w:t>imm</w:t>
+            </w:r>
+            <w:proofErr w:type="spellEnd"/>
+            <w:r>
+              <w:rPr>
+                <w:rFonts w:ascii="Helvetica" w:hAnsi="Helvetica" w:cs="Helvetica"/>
+                <w:color w:val="333333"/>
+                <w:sz w:val="21"/>
+                <w:szCs w:val="21"/>
+                <w:shd w:val="clear" w:color="auto" w:fill="FFFFFF"/>
+              </w:rPr>
+              <w:t>[</w:t>
+            </w:r>
+            <w:proofErr w:type="gramEnd"/>
+            <w:r>
+              <w:rPr>
+                <w:rFonts w:ascii="Helvetica" w:hAnsi="Helvetica" w:cs="Helvetica"/>
+                <w:color w:val="333333"/>
+                <w:sz w:val="21"/>
+                <w:szCs w:val="21"/>
+                <w:shd w:val="clear" w:color="auto" w:fill="FFFFFF"/>
+              </w:rPr>
+              <w:t>11:0]</w:t>
+            </w:r>
+            <w:r>
+              <w:rPr>
+                <w:rFonts w:ascii="Helvetica" w:hAnsi="Helvetica" w:cs="Helvetica"/>
+                <w:sz w:val="21"/>
+                <w:szCs w:val="21"/>
+                <w:shd w:val="clear" w:color="auto" w:fill="FFFFFF"/>
+              </w:rPr>
+              <w:t xml:space="preserve"> &amp; “00”)</w:t>
+            </w:r>
+          </w:p>
+          <w:p>
+            <w:pPr>
+              <w:rPr>
+                <w:rFonts w:ascii="Helvetica" w:hAnsi="Helvetica" w:cs="Helvetica"/>
+                <w:color w:val="333333"/>
+                <w:sz w:val="21"/>
+                <w:szCs w:val="21"/>
+                <w:shd w:val="clear" w:color="auto" w:fill="FFFFFF"/>
+              </w:rPr>
+            </w:pPr>
+            <w:r>
+              <w:rPr>
+                <w:rFonts w:ascii="Helvetica" w:hAnsi="Helvetica" w:cs="Helvetica"/>
+                <w:color w:val="333333"/>
+                <w:sz w:val="21"/>
+                <w:szCs w:val="21"/>
+                <w:shd w:val="clear" w:color="auto" w:fill="FFFFFF"/>
+              </w:rPr>
+              <w:t xml:space="preserve">Note: for our implementation, </w:t>
+            </w:r>
+            <w:proofErr w:type="spellStart"/>
+            <w:proofErr w:type="gramStart"/>
+            <w:r>
+              <w:rPr>
+                <w:rFonts w:ascii="Helvetica" w:hAnsi="Helvetica" w:cs="Helvetica"/>
+                <w:color w:val="333333"/>
+                <w:sz w:val="21"/>
+                <w:szCs w:val="21"/>
+                <w:shd w:val="clear" w:color="auto" w:fill="FFFFFF"/>
+              </w:rPr>
+              <w:t>imm</w:t>
+            </w:r>
+            <w:proofErr w:type="spellEnd"/>
+            <w:r>
+              <w:rPr>
+                <w:rFonts w:ascii="Helvetica" w:hAnsi="Helvetica" w:cs="Helvetica"/>
+                <w:color w:val="333333"/>
+                <w:sz w:val="21"/>
+                <w:szCs w:val="21"/>
+                <w:shd w:val="clear" w:color="auto" w:fill="FFFFFF"/>
+              </w:rPr>
+              <w:t>[</w:t>
+            </w:r>
+            <w:proofErr w:type="gramEnd"/>
+            <w:r>
+              <w:rPr>
+                <w:rFonts w:ascii="Helvetica" w:hAnsi="Helvetica" w:cs="Helvetica"/>
+                <w:color w:val="333333"/>
+                <w:sz w:val="21"/>
+                <w:szCs w:val="21"/>
+                <w:shd w:val="clear" w:color="auto" w:fill="FFFFFF"/>
+              </w:rPr>
+              <w:t>11:0] points to a word [not a byte or 16-bit]</w:t>
+            </w:r>
           </w:p>
         </w:tc>
       </w:tr>
@@ -6992,7 +7152,7 @@
                 <w:szCs w:val="21"/>
                 <w:shd w:val="clear" w:color="auto" w:fill="FFFFFF"/>
               </w:rPr>
-              <w:t>19]&gt; &lt;</w:t>
+              <w:t>20]&gt; &lt;</w:t>
             </w:r>
             <w:proofErr w:type="spellStart"/>
             <w:proofErr w:type="gramStart"/>
@@ -7026,7 +7186,7 @@
                 <w:szCs w:val="21"/>
                 <w:shd w:val="clear" w:color="auto" w:fill="FFFFFF"/>
               </w:rPr>
-              <w:t>9:0]&gt; &lt;</w:t>
+              <w:t>10:1]&gt; &lt;</w:t>
             </w:r>
             <w:proofErr w:type="spellStart"/>
             <w:proofErr w:type="gramStart"/>
@@ -7060,7 +7220,7 @@
                 <w:szCs w:val="21"/>
                 <w:shd w:val="clear" w:color="auto" w:fill="FFFFFF"/>
               </w:rPr>
-              <w:t>10]&gt; &lt;</w:t>
+              <w:t>11]&gt; &lt;</w:t>
             </w:r>
             <w:proofErr w:type="spellStart"/>
             <w:proofErr w:type="gramStart"/>
@@ -7094,7 +7254,7 @@
                 <w:szCs w:val="21"/>
                 <w:shd w:val="clear" w:color="auto" w:fill="FFFFFF"/>
               </w:rPr>
-              <w:t xml:space="preserve">18:11]&gt;&lt;5-bit </w:t>
+              <w:t xml:space="preserve">19:12]&gt;&lt;5-bit </w:t>
             </w:r>
             <w:proofErr w:type="spellStart"/>
             <w:r>
@@ -7300,7 +7460,7 @@
                 <w:szCs w:val="21"/>
                 <w:shd w:val="clear" w:color="auto" w:fill="FFFFFF"/>
               </w:rPr>
-              <w:t>19:0])</w:t>
+              <w:t>20:1] &amp; “00”)</w:t>
             </w:r>
           </w:p>
           <w:p>
@@ -7355,7 +7515,7 @@
                 <w:szCs w:val="21"/>
                 <w:shd w:val="clear" w:color="auto" w:fill="FFFFFF"/>
               </w:rPr>
-              <w:t>19:0] points to a byte [not word or 16-bit]</w:t>
+              <w:t>20:1] points to a word [not a byte or 16-bit]</w:t>
             </w:r>
           </w:p>
           <w:p>
